--- a/2026-Q3/Devotionals/ThePurposeOfTheGood-v2.docx
+++ b/2026-Q3/Devotionals/ThePurposeOfTheGood-v2.docx
@@ -1,6 +1,6 @@
 
 <file path=word/document.xml><?xml version="1.0" encoding="utf-8"?>
-<w:document xmlns:wpc="http://schemas.microsoft.com/office/word/2010/wordprocessingCanvas" xmlns:cx="http://schemas.microsoft.com/office/drawing/2014/chartex" xmlns:cx1="http://schemas.microsoft.com/office/drawing/2015/9/8/chartex" xmlns:cx2="http://schemas.microsoft.com/office/drawing/2015/10/21/chartex" xmlns:cx3="http://schemas.microsoft.com/office/drawing/2016/5/9/chartex" xmlns:cx4="http://schemas.microsoft.com/office/drawing/2016/5/10/chartex" xmlns:cx5="http://schemas.microsoft.com/office/drawing/2016/5/11/chartex" xmlns:cx6="http://schemas.microsoft.com/office/drawing/2016/5/12/chartex" xmlns:cx7="http://schemas.microsoft.com/office/drawing/2016/5/13/chartex" xmlns:cx8="http://schemas.microsoft.com/office/drawing/2016/5/14/chartex" xmlns:mc="http://schemas.openxmlformats.org/markup-compatibility/2006" xmlns:m="http://schemas.openxmlformats.org/officeDocument/2006/math" xmlns:aink="http://schemas.microsoft.com/office/drawing/2016/ink" xmlns:am3d="http://schemas.microsoft.com/office/drawing/2017/model3d" xmlns:oel="http://schemas.microsoft.com/office/2019/extlst" xmlns:r="http://schemas.openxmlformats.org/officeDocument/2006/relationships" xmlns:wp14="http://schemas.microsoft.com/office/word/2010/wordprocessingDrawing" xmlns:wp="http://schemas.openxmlformats.org/drawingml/2006/wordprocessingDrawing" xmlns:wpg="http://schemas.microsoft.com/office/word/2010/wordprocessingGroup" xmlns:wpi="http://schemas.microsoft.com/office/word/2010/wordprocessingInk" xmlns:wps="http://schemas.microsoft.com/office/word/2010/wordprocessingShape" xmlns:o="urn:schemas-microsoft-com:office:office" xmlns:v="urn:schemas-microsoft-com:vml" xmlns:w10="urn:schemas-microsoft-com:office:word" xmlns:w="http://schemas.openxmlformats.org/wordprocessingml/2006/main" xmlns:w14="http://schemas.microsoft.com/office/word/2010/wordml" xmlns:w15="http://schemas.microsoft.com/office/word/2012/wordml" xmlns:w16cei="http://schemas.microsoft.com/office/word/2026/wordml/cei" xmlns:w16cex="http://schemas.microsoft.com/office/word/2018/wordml/cex" xmlns:w16cid="http://schemas.microsoft.com/office/word/2016/wordml/cid" xmlns:w16="http://schemas.microsoft.com/office/word/2018/wordml" xmlns:w16sdtdh="http://schemas.microsoft.com/office/word/2020/wordml/sdtdatahash" xmlns:w16sdtfl="http://schemas.microsoft.com/office/word/2024/wordml/sdtformatlock" xmlns:w16se="http://schemas.microsoft.com/office/word/2015/wordml/symex" xmlns:w16du="http://schemas.microsoft.com/office/word/2023/wordml/word16du" xmlns:wne="http://schemas.microsoft.com/office/word/2006/wordml" mc:Ignorable="w14 w15 w16se w16cid w16 w16cex w16sdtdh w16sdtfl w16du wp14">
+<w:document xmlns:wpc="http://schemas.microsoft.com/office/word/2010/wordprocessingCanvas" xmlns:cx="http://schemas.microsoft.com/office/drawing/2014/chartex" xmlns:cx1="http://schemas.microsoft.com/office/drawing/2015/9/8/chartex" xmlns:cx2="http://schemas.microsoft.com/office/drawing/2015/10/21/chartex" xmlns:cx3="http://schemas.microsoft.com/office/drawing/2016/5/9/chartex" xmlns:cx4="http://schemas.microsoft.com/office/drawing/2016/5/10/chartex" xmlns:cx5="http://schemas.microsoft.com/office/drawing/2016/5/11/chartex" xmlns:cx6="http://schemas.microsoft.com/office/drawing/2016/5/12/chartex" xmlns:cx7="http://schemas.microsoft.com/office/drawing/2016/5/13/chartex" xmlns:cx8="http://schemas.microsoft.com/office/drawing/2016/5/14/chartex" xmlns:mc="http://schemas.openxmlformats.org/markup-compatibility/2006" xmlns:m="http://schemas.openxmlformats.org/officeDocument/2006/math" xmlns:aink="http://schemas.microsoft.com/office/drawing/2016/ink" xmlns:am3d="http://schemas.microsoft.com/office/drawing/2017/model3d" xmlns:oel="http://schemas.microsoft.com/office/2019/extlst" xmlns:r="http://schemas.openxmlformats.org/officeDocument/2006/relationships" xmlns:wp14="http://schemas.microsoft.com/office/word/2010/wordprocessingDrawing" xmlns:wp="http://schemas.openxmlformats.org/drawingml/2006/wordprocessingDrawing" xmlns:wpg="http://schemas.microsoft.com/office/word/2010/wordprocessingGroup" xmlns:wpi="http://schemas.microsoft.com/office/word/2010/wordprocessingInk" xmlns:wps="http://schemas.microsoft.com/office/word/2010/wordprocessingShape" xmlns:o="urn:schemas-microsoft-com:office:office" xmlns:v="urn:schemas-microsoft-com:vml" xmlns:w10="urn:schemas-microsoft-com:office:word" xmlns:w="http://schemas.openxmlformats.org/wordprocessingml/2006/main" xmlns:w14="http://schemas.microsoft.com/office/word/2010/wordml" xmlns:w15="http://schemas.microsoft.com/office/word/2012/wordml" xmlns:w16cex="http://schemas.microsoft.com/office/word/2018/wordml/cex" xmlns:w16cid="http://schemas.microsoft.com/office/word/2016/wordml/cid" xmlns:w16="http://schemas.microsoft.com/office/word/2018/wordml" xmlns:w16sdtdh="http://schemas.microsoft.com/office/word/2020/wordml/sdtdatahash" xmlns:w16sdtfl="http://schemas.microsoft.com/office/word/2024/wordml/sdtformatlock" xmlns:w16se="http://schemas.microsoft.com/office/word/2015/wordml/symex" xmlns:w16du="http://schemas.microsoft.com/office/word/2023/wordml/word16du" xmlns:wne="http://schemas.microsoft.com/office/word/2006/wordml" mc:Ignorable="w14 w15 w16se w16cid w16 w16cex w16sdtdh w16sdtfl w16du wp14">
   <w:body>
     <w:p>
       <w:pPr>
@@ -287,7 +287,27 @@
           <w:szCs w:val="22"/>
           <w14:ligatures w14:val="none"/>
         </w:rPr>
-        <w:t xml:space="preserve">This study traces that mechanism through Scripture. It begins with Abraham on Moriah, where God asks not for feeling but for a son. It then examines the counterfeit that Scripture worries about far more than open unbelief: the offering that is real but incomplete — Saul's kept livestock, Malachi's blemished lambs, the tower left half-built. Four terms come into focus along the way, and they are not synonyms. </w:t>
+        <w:t>This study traces that mechanism through Scripture. It begins with Abraham on Moriah, where God asks not for feeling but for a son. It then examines the counterfeit that Scripture worries about far more than open unbelief: the offering that is real but incomplete</w:t>
+      </w:r>
+      <w:r>
+        <w:rPr>
+          <w:rFonts w:ascii="Calibri" w:eastAsia="Times New Roman" w:hAnsi="Calibri" w:cs="Calibri"/>
+          <w:kern w:val="0"/>
+          <w:sz w:val="22"/>
+          <w:szCs w:val="22"/>
+          <w14:ligatures w14:val="none"/>
+        </w:rPr>
+        <w:t>; e.g.</w:t>
+      </w:r>
+      <w:r>
+        <w:rPr>
+          <w:rFonts w:ascii="Calibri" w:eastAsia="Times New Roman" w:hAnsi="Calibri" w:cs="Calibri"/>
+          <w:kern w:val="0"/>
+          <w:sz w:val="22"/>
+          <w:szCs w:val="22"/>
+          <w14:ligatures w14:val="none"/>
+        </w:rPr>
+        <w:t xml:space="preserve"> Saul's kept livestock, Malachi's blemished lambs, the tower left half-built. Four terms come into focus along the way, and they are not synonyms. </w:t>
       </w:r>
       <w:r>
         <w:rPr>
@@ -4102,29 +4122,7 @@
           <w:szCs w:val="22"/>
           <w14:ligatures w14:val="none"/>
         </w:rPr>
-        <w:t xml:space="preserve"> be surrendered constantly, in small transactions, with no dramatic moment like Moriah to mark the decision. In one sense this is harder than Abraham's test rather than easier. There </w:t>
-      </w:r>
-      <w:proofErr w:type="gramStart"/>
-      <w:r>
-        <w:rPr>
-          <w:rFonts w:ascii="Calibri" w:eastAsia="Times New Roman" w:hAnsi="Calibri" w:cs="Calibri"/>
-          <w:kern w:val="0"/>
-          <w:sz w:val="22"/>
-          <w:szCs w:val="22"/>
-          <w14:ligatures w14:val="none"/>
-        </w:rPr>
-        <w:t>is</w:t>
-      </w:r>
-      <w:proofErr w:type="gramEnd"/>
-      <w:r>
-        <w:rPr>
-          <w:rFonts w:ascii="Calibri" w:eastAsia="Times New Roman" w:hAnsi="Calibri" w:cs="Calibri"/>
-          <w:kern w:val="0"/>
-          <w:sz w:val="22"/>
-          <w:szCs w:val="22"/>
-          <w14:ligatures w14:val="none"/>
-        </w:rPr>
-        <w:t xml:space="preserve"> no altar and no fixed point of completion, only the same choice repeated.</w:t>
+        <w:t xml:space="preserve"> be surrendered constantly, in small transactions, with no dramatic moment like Moriah to mark the decision. In one sense this is harder than Abraham's test rather than easier. There is no altar and no fixed point of completion, only the same choice repeated.</w:t>
       </w:r>
     </w:p>
     <w:p>
@@ -5293,33 +5291,7 @@
           <w:szCs w:val="22"/>
           <w14:ligatures w14:val="none"/>
         </w:rPr>
-        <w:t xml:space="preserve">"Sacrifice and offering you did not desire, but a body you prepared for me... Then I said, 'Here I </w:t>
-      </w:r>
-      <w:proofErr w:type="gramStart"/>
-      <w:r>
-        <w:rPr>
-          <w:rFonts w:ascii="Calibri" w:eastAsia="Times New Roman" w:hAnsi="Calibri" w:cs="Calibri"/>
-          <w:i/>
-          <w:iCs/>
-          <w:kern w:val="0"/>
-          <w:sz w:val="22"/>
-          <w:szCs w:val="22"/>
-          <w14:ligatures w14:val="none"/>
-        </w:rPr>
-        <w:t>am:</w:t>
-      </w:r>
-      <w:proofErr w:type="gramEnd"/>
-      <w:r>
-        <w:rPr>
-          <w:rFonts w:ascii="Calibri" w:eastAsia="Times New Roman" w:hAnsi="Calibri" w:cs="Calibri"/>
-          <w:i/>
-          <w:iCs/>
-          <w:kern w:val="0"/>
-          <w:sz w:val="22"/>
-          <w:szCs w:val="22"/>
-          <w14:ligatures w14:val="none"/>
-        </w:rPr>
-        <w:t xml:space="preserve"> I have come — it is written of me in the scroll of the book — to do your will, O God.'" ... By his will we have been made holy through the offering of the body of Jesus Christ once for all.</w:t>
+        <w:t>"Sacrifice and offering you did not desire, but a body you prepared for me... Then I said, 'Here I am: I have come — it is written of me in the scroll of the book — to do your will, O God.'" ... By his will we have been made holy through the offering of the body of Jesus Christ once for all.</w:t>
       </w:r>
       <w:r>
         <w:rPr>
@@ -6283,7 +6255,7 @@
 </file>
 
 <file path=word/endnotes.xml><?xml version="1.0" encoding="utf-8"?>
-<w:endnotes xmlns:wpc="http://schemas.microsoft.com/office/word/2010/wordprocessingCanvas" xmlns:cx="http://schemas.microsoft.com/office/drawing/2014/chartex" xmlns:cx1="http://schemas.microsoft.com/office/drawing/2015/9/8/chartex" xmlns:cx2="http://schemas.microsoft.com/office/drawing/2015/10/21/chartex" xmlns:cx3="http://schemas.microsoft.com/office/drawing/2016/5/9/chartex" xmlns:cx4="http://schemas.microsoft.com/office/drawing/2016/5/10/chartex" xmlns:cx5="http://schemas.microsoft.com/office/drawing/2016/5/11/chartex" xmlns:cx6="http://schemas.microsoft.com/office/drawing/2016/5/12/chartex" xmlns:cx7="http://schemas.microsoft.com/office/drawing/2016/5/13/chartex" xmlns:cx8="http://schemas.microsoft.com/office/drawing/2016/5/14/chartex" xmlns:mc="http://schemas.openxmlformats.org/markup-compatibility/2006" xmlns:m="http://schemas.openxmlformats.org/officeDocument/2006/math" xmlns:aink="http://schemas.microsoft.com/office/drawing/2016/ink" xmlns:am3d="http://schemas.microsoft.com/office/drawing/2017/model3d" xmlns:oel="http://schemas.microsoft.com/office/2019/extlst" xmlns:r="http://schemas.openxmlformats.org/officeDocument/2006/relationships" xmlns:wp14="http://schemas.microsoft.com/office/word/2010/wordprocessingDrawing" xmlns:wp="http://schemas.openxmlformats.org/drawingml/2006/wordprocessingDrawing" xmlns:wpg="http://schemas.microsoft.com/office/word/2010/wordprocessingGroup" xmlns:wpi="http://schemas.microsoft.com/office/word/2010/wordprocessingInk" xmlns:wps="http://schemas.microsoft.com/office/word/2010/wordprocessingShape" xmlns:o="urn:schemas-microsoft-com:office:office" xmlns:v="urn:schemas-microsoft-com:vml" xmlns:w10="urn:schemas-microsoft-com:office:word" xmlns:w="http://schemas.openxmlformats.org/wordprocessingml/2006/main" xmlns:w14="http://schemas.microsoft.com/office/word/2010/wordml" xmlns:w15="http://schemas.microsoft.com/office/word/2012/wordml" xmlns:w16cei="http://schemas.microsoft.com/office/word/2026/wordml/cei" xmlns:w16cex="http://schemas.microsoft.com/office/word/2018/wordml/cex" xmlns:w16cid="http://schemas.microsoft.com/office/word/2016/wordml/cid" xmlns:w16="http://schemas.microsoft.com/office/word/2018/wordml" xmlns:w16sdtdh="http://schemas.microsoft.com/office/word/2020/wordml/sdtdatahash" xmlns:w16sdtfl="http://schemas.microsoft.com/office/word/2024/wordml/sdtformatlock" xmlns:w16se="http://schemas.microsoft.com/office/word/2015/wordml/symex" xmlns:w16du="http://schemas.microsoft.com/office/word/2023/wordml/word16du" xmlns:wne="http://schemas.microsoft.com/office/word/2006/wordml" mc:Ignorable="w14 w15 w16se w16cid w16 w16cex w16sdtdh w16sdtfl w16du wp14">
+<w:endnotes xmlns:wpc="http://schemas.microsoft.com/office/word/2010/wordprocessingCanvas" xmlns:cx="http://schemas.microsoft.com/office/drawing/2014/chartex" xmlns:cx1="http://schemas.microsoft.com/office/drawing/2015/9/8/chartex" xmlns:cx2="http://schemas.microsoft.com/office/drawing/2015/10/21/chartex" xmlns:cx3="http://schemas.microsoft.com/office/drawing/2016/5/9/chartex" xmlns:cx4="http://schemas.microsoft.com/office/drawing/2016/5/10/chartex" xmlns:cx5="http://schemas.microsoft.com/office/drawing/2016/5/11/chartex" xmlns:cx6="http://schemas.microsoft.com/office/drawing/2016/5/12/chartex" xmlns:cx7="http://schemas.microsoft.com/office/drawing/2016/5/13/chartex" xmlns:cx8="http://schemas.microsoft.com/office/drawing/2016/5/14/chartex" xmlns:mc="http://schemas.openxmlformats.org/markup-compatibility/2006" xmlns:m="http://schemas.openxmlformats.org/officeDocument/2006/math" xmlns:aink="http://schemas.microsoft.com/office/drawing/2016/ink" xmlns:am3d="http://schemas.microsoft.com/office/drawing/2017/model3d" xmlns:oel="http://schemas.microsoft.com/office/2019/extlst" xmlns:r="http://schemas.openxmlformats.org/officeDocument/2006/relationships" xmlns:wp14="http://schemas.microsoft.com/office/word/2010/wordprocessingDrawing" xmlns:wp="http://schemas.openxmlformats.org/drawingml/2006/wordprocessingDrawing" xmlns:wpg="http://schemas.microsoft.com/office/word/2010/wordprocessingGroup" xmlns:wpi="http://schemas.microsoft.com/office/word/2010/wordprocessingInk" xmlns:wps="http://schemas.microsoft.com/office/word/2010/wordprocessingShape" xmlns:o="urn:schemas-microsoft-com:office:office" xmlns:v="urn:schemas-microsoft-com:vml" xmlns:w10="urn:schemas-microsoft-com:office:word" xmlns:w="http://schemas.openxmlformats.org/wordprocessingml/2006/main" xmlns:w14="http://schemas.microsoft.com/office/word/2010/wordml" xmlns:w15="http://schemas.microsoft.com/office/word/2012/wordml" xmlns:w16cex="http://schemas.microsoft.com/office/word/2018/wordml/cex" xmlns:w16cid="http://schemas.microsoft.com/office/word/2016/wordml/cid" xmlns:w16="http://schemas.microsoft.com/office/word/2018/wordml" xmlns:w16sdtdh="http://schemas.microsoft.com/office/word/2020/wordml/sdtdatahash" xmlns:w16sdtfl="http://schemas.microsoft.com/office/word/2024/wordml/sdtformatlock" xmlns:w16se="http://schemas.microsoft.com/office/word/2015/wordml/symex" xmlns:w16du="http://schemas.microsoft.com/office/word/2023/wordml/word16du" xmlns:wne="http://schemas.microsoft.com/office/word/2006/wordml" mc:Ignorable="w14 w15 w16se w16cid w16 w16cex w16sdtdh w16sdtfl w16du wp14">
   <w:endnote w:type="separator" w:id="-1">
     <w:p>
       <w:pPr>
@@ -6308,7 +6280,7 @@
 </file>
 
 <file path=word/footer1.xml><?xml version="1.0" encoding="utf-8"?>
-<w:ftr xmlns:wpc="http://schemas.microsoft.com/office/word/2010/wordprocessingCanvas" xmlns:cx="http://schemas.microsoft.com/office/drawing/2014/chartex" xmlns:cx1="http://schemas.microsoft.com/office/drawing/2015/9/8/chartex" xmlns:cx2="http://schemas.microsoft.com/office/drawing/2015/10/21/chartex" xmlns:cx3="http://schemas.microsoft.com/office/drawing/2016/5/9/chartex" xmlns:cx4="http://schemas.microsoft.com/office/drawing/2016/5/10/chartex" xmlns:cx5="http://schemas.microsoft.com/office/drawing/2016/5/11/chartex" xmlns:cx6="http://schemas.microsoft.com/office/drawing/2016/5/12/chartex" xmlns:cx7="http://schemas.microsoft.com/office/drawing/2016/5/13/chartex" xmlns:cx8="http://schemas.microsoft.com/office/drawing/2016/5/14/chartex" xmlns:mc="http://schemas.openxmlformats.org/markup-compatibility/2006" xmlns:m="http://schemas.openxmlformats.org/officeDocument/2006/math" xmlns:aink="http://schemas.microsoft.com/office/drawing/2016/ink" xmlns:am3d="http://schemas.microsoft.com/office/drawing/2017/model3d" xmlns:oel="http://schemas.microsoft.com/office/2019/extlst" xmlns:r="http://schemas.openxmlformats.org/officeDocument/2006/relationships" xmlns:wp14="http://schemas.microsoft.com/office/word/2010/wordprocessingDrawing" xmlns:wp="http://schemas.openxmlformats.org/drawingml/2006/wordprocessingDrawing" xmlns:wpg="http://schemas.microsoft.com/office/word/2010/wordprocessingGroup" xmlns:wpi="http://schemas.microsoft.com/office/word/2010/wordprocessingInk" xmlns:wps="http://schemas.microsoft.com/office/word/2010/wordprocessingShape" xmlns:o="urn:schemas-microsoft-com:office:office" xmlns:v="urn:schemas-microsoft-com:vml" xmlns:w10="urn:schemas-microsoft-com:office:word" xmlns:w="http://schemas.openxmlformats.org/wordprocessingml/2006/main" xmlns:w14="http://schemas.microsoft.com/office/word/2010/wordml" xmlns:w15="http://schemas.microsoft.com/office/word/2012/wordml" xmlns:w16cei="http://schemas.microsoft.com/office/word/2026/wordml/cei" xmlns:w16cex="http://schemas.microsoft.com/office/word/2018/wordml/cex" xmlns:w16cid="http://schemas.microsoft.com/office/word/2016/wordml/cid" xmlns:w16="http://schemas.microsoft.com/office/word/2018/wordml" xmlns:w16sdtdh="http://schemas.microsoft.com/office/word/2020/wordml/sdtdatahash" xmlns:w16sdtfl="http://schemas.microsoft.com/office/word/2024/wordml/sdtformatlock" xmlns:w16se="http://schemas.microsoft.com/office/word/2015/wordml/symex" xmlns:w16du="http://schemas.microsoft.com/office/word/2023/wordml/word16du" xmlns:wne="http://schemas.microsoft.com/office/word/2006/wordml" mc:Ignorable="w14 w15 w16se w16cid w16 w16cex w16sdtdh w16sdtfl w16du wp14">
+<w:ftr xmlns:wpc="http://schemas.microsoft.com/office/word/2010/wordprocessingCanvas" xmlns:cx="http://schemas.microsoft.com/office/drawing/2014/chartex" xmlns:cx1="http://schemas.microsoft.com/office/drawing/2015/9/8/chartex" xmlns:cx2="http://schemas.microsoft.com/office/drawing/2015/10/21/chartex" xmlns:cx3="http://schemas.microsoft.com/office/drawing/2016/5/9/chartex" xmlns:cx4="http://schemas.microsoft.com/office/drawing/2016/5/10/chartex" xmlns:cx5="http://schemas.microsoft.com/office/drawing/2016/5/11/chartex" xmlns:cx6="http://schemas.microsoft.com/office/drawing/2016/5/12/chartex" xmlns:cx7="http://schemas.microsoft.com/office/drawing/2016/5/13/chartex" xmlns:cx8="http://schemas.microsoft.com/office/drawing/2016/5/14/chartex" xmlns:mc="http://schemas.openxmlformats.org/markup-compatibility/2006" xmlns:m="http://schemas.openxmlformats.org/officeDocument/2006/math" xmlns:aink="http://schemas.microsoft.com/office/drawing/2016/ink" xmlns:am3d="http://schemas.microsoft.com/office/drawing/2017/model3d" xmlns:oel="http://schemas.microsoft.com/office/2019/extlst" xmlns:r="http://schemas.openxmlformats.org/officeDocument/2006/relationships" xmlns:wp14="http://schemas.microsoft.com/office/word/2010/wordprocessingDrawing" xmlns:wp="http://schemas.openxmlformats.org/drawingml/2006/wordprocessingDrawing" xmlns:wpg="http://schemas.microsoft.com/office/word/2010/wordprocessingGroup" xmlns:wpi="http://schemas.microsoft.com/office/word/2010/wordprocessingInk" xmlns:wps="http://schemas.microsoft.com/office/word/2010/wordprocessingShape" xmlns:o="urn:schemas-microsoft-com:office:office" xmlns:v="urn:schemas-microsoft-com:vml" xmlns:w10="urn:schemas-microsoft-com:office:word" xmlns:w="http://schemas.openxmlformats.org/wordprocessingml/2006/main" xmlns:w14="http://schemas.microsoft.com/office/word/2010/wordml" xmlns:w15="http://schemas.microsoft.com/office/word/2012/wordml" xmlns:w16cex="http://schemas.microsoft.com/office/word/2018/wordml/cex" xmlns:w16cid="http://schemas.microsoft.com/office/word/2016/wordml/cid" xmlns:w16="http://schemas.microsoft.com/office/word/2018/wordml" xmlns:w16sdtdh="http://schemas.microsoft.com/office/word/2020/wordml/sdtdatahash" xmlns:w16sdtfl="http://schemas.microsoft.com/office/word/2024/wordml/sdtformatlock" xmlns:w16se="http://schemas.microsoft.com/office/word/2015/wordml/symex" xmlns:w16du="http://schemas.microsoft.com/office/word/2023/wordml/word16du" xmlns:wne="http://schemas.microsoft.com/office/word/2006/wordml" mc:Ignorable="w14 w15 w16se w16cid w16 w16cex w16sdtdh w16sdtfl w16du wp14">
   <w:sdt>
     <w:sdtPr>
       <w:rPr>
@@ -6366,7 +6338,7 @@
 </file>
 
 <file path=word/footer2.xml><?xml version="1.0" encoding="utf-8"?>
-<w:ftr xmlns:wpc="http://schemas.microsoft.com/office/word/2010/wordprocessingCanvas" xmlns:cx="http://schemas.microsoft.com/office/drawing/2014/chartex" xmlns:cx1="http://schemas.microsoft.com/office/drawing/2015/9/8/chartex" xmlns:cx2="http://schemas.microsoft.com/office/drawing/2015/10/21/chartex" xmlns:cx3="http://schemas.microsoft.com/office/drawing/2016/5/9/chartex" xmlns:cx4="http://schemas.microsoft.com/office/drawing/2016/5/10/chartex" xmlns:cx5="http://schemas.microsoft.com/office/drawing/2016/5/11/chartex" xmlns:cx6="http://schemas.microsoft.com/office/drawing/2016/5/12/chartex" xmlns:cx7="http://schemas.microsoft.com/office/drawing/2016/5/13/chartex" xmlns:cx8="http://schemas.microsoft.com/office/drawing/2016/5/14/chartex" xmlns:mc="http://schemas.openxmlformats.org/markup-compatibility/2006" xmlns:m="http://schemas.openxmlformats.org/officeDocument/2006/math" xmlns:aink="http://schemas.microsoft.com/office/drawing/2016/ink" xmlns:am3d="http://schemas.microsoft.com/office/drawing/2017/model3d" xmlns:oel="http://schemas.microsoft.com/office/2019/extlst" xmlns:r="http://schemas.openxmlformats.org/officeDocument/2006/relationships" xmlns:wp14="http://schemas.microsoft.com/office/word/2010/wordprocessingDrawing" xmlns:wp="http://schemas.openxmlformats.org/drawingml/2006/wordprocessingDrawing" xmlns:wpg="http://schemas.microsoft.com/office/word/2010/wordprocessingGroup" xmlns:wpi="http://schemas.microsoft.com/office/word/2010/wordprocessingInk" xmlns:wps="http://schemas.microsoft.com/office/word/2010/wordprocessingShape" xmlns:o="urn:schemas-microsoft-com:office:office" xmlns:v="urn:schemas-microsoft-com:vml" xmlns:w10="urn:schemas-microsoft-com:office:word" xmlns:w="http://schemas.openxmlformats.org/wordprocessingml/2006/main" xmlns:w14="http://schemas.microsoft.com/office/word/2010/wordml" xmlns:w15="http://schemas.microsoft.com/office/word/2012/wordml" xmlns:w16cei="http://schemas.microsoft.com/office/word/2026/wordml/cei" xmlns:w16cex="http://schemas.microsoft.com/office/word/2018/wordml/cex" xmlns:w16cid="http://schemas.microsoft.com/office/word/2016/wordml/cid" xmlns:w16="http://schemas.microsoft.com/office/word/2018/wordml" xmlns:w16sdtdh="http://schemas.microsoft.com/office/word/2020/wordml/sdtdatahash" xmlns:w16sdtfl="http://schemas.microsoft.com/office/word/2024/wordml/sdtformatlock" xmlns:w16se="http://schemas.microsoft.com/office/word/2015/wordml/symex" xmlns:w16du="http://schemas.microsoft.com/office/word/2023/wordml/word16du" xmlns:wne="http://schemas.microsoft.com/office/word/2006/wordml" mc:Ignorable="w14 w15 w16se w16cid w16 w16cex w16sdtdh w16sdtfl w16du wp14">
+<w:ftr xmlns:wpc="http://schemas.microsoft.com/office/word/2010/wordprocessingCanvas" xmlns:cx="http://schemas.microsoft.com/office/drawing/2014/chartex" xmlns:cx1="http://schemas.microsoft.com/office/drawing/2015/9/8/chartex" xmlns:cx2="http://schemas.microsoft.com/office/drawing/2015/10/21/chartex" xmlns:cx3="http://schemas.microsoft.com/office/drawing/2016/5/9/chartex" xmlns:cx4="http://schemas.microsoft.com/office/drawing/2016/5/10/chartex" xmlns:cx5="http://schemas.microsoft.com/office/drawing/2016/5/11/chartex" xmlns:cx6="http://schemas.microsoft.com/office/drawing/2016/5/12/chartex" xmlns:cx7="http://schemas.microsoft.com/office/drawing/2016/5/13/chartex" xmlns:cx8="http://schemas.microsoft.com/office/drawing/2016/5/14/chartex" xmlns:mc="http://schemas.openxmlformats.org/markup-compatibility/2006" xmlns:m="http://schemas.openxmlformats.org/officeDocument/2006/math" xmlns:aink="http://schemas.microsoft.com/office/drawing/2016/ink" xmlns:am3d="http://schemas.microsoft.com/office/drawing/2017/model3d" xmlns:oel="http://schemas.microsoft.com/office/2019/extlst" xmlns:r="http://schemas.openxmlformats.org/officeDocument/2006/relationships" xmlns:wp14="http://schemas.microsoft.com/office/word/2010/wordprocessingDrawing" xmlns:wp="http://schemas.openxmlformats.org/drawingml/2006/wordprocessingDrawing" xmlns:wpg="http://schemas.microsoft.com/office/word/2010/wordprocessingGroup" xmlns:wpi="http://schemas.microsoft.com/office/word/2010/wordprocessingInk" xmlns:wps="http://schemas.microsoft.com/office/word/2010/wordprocessingShape" xmlns:o="urn:schemas-microsoft-com:office:office" xmlns:v="urn:schemas-microsoft-com:vml" xmlns:w10="urn:schemas-microsoft-com:office:word" xmlns:w="http://schemas.openxmlformats.org/wordprocessingml/2006/main" xmlns:w14="http://schemas.microsoft.com/office/word/2010/wordml" xmlns:w15="http://schemas.microsoft.com/office/word/2012/wordml" xmlns:w16cex="http://schemas.microsoft.com/office/word/2018/wordml/cex" xmlns:w16cid="http://schemas.microsoft.com/office/word/2016/wordml/cid" xmlns:w16="http://schemas.microsoft.com/office/word/2018/wordml" xmlns:w16sdtdh="http://schemas.microsoft.com/office/word/2020/wordml/sdtdatahash" xmlns:w16sdtfl="http://schemas.microsoft.com/office/word/2024/wordml/sdtformatlock" xmlns:w16se="http://schemas.microsoft.com/office/word/2015/wordml/symex" xmlns:w16du="http://schemas.microsoft.com/office/word/2023/wordml/word16du" xmlns:wne="http://schemas.microsoft.com/office/word/2006/wordml" mc:Ignorable="w14 w15 w16se w16cid w16 w16cex w16sdtdh w16sdtfl w16du wp14">
   <w:sdt>
     <w:sdtPr>
       <w:rPr>
@@ -6433,7 +6405,10 @@
       <w:ptab w:relativeTo="margin" w:alignment="center" w:leader="none"/>
     </w:r>
     <w:r>
-      <w:t>http://tinyurl.com/TeachTheWord</w:t>
+      <w:t>http://TeachTheWord</w:t>
+    </w:r>
+    <w:r>
+      <w:t>.Church</w:t>
     </w:r>
     <w:r>
       <w:ptab w:relativeTo="margin" w:alignment="right" w:leader="none"/>
@@ -6443,7 +6418,7 @@
 </file>
 
 <file path=word/footer3.xml><?xml version="1.0" encoding="utf-8"?>
-<w:ftr xmlns:wpc="http://schemas.microsoft.com/office/word/2010/wordprocessingCanvas" xmlns:cx="http://schemas.microsoft.com/office/drawing/2014/chartex" xmlns:cx1="http://schemas.microsoft.com/office/drawing/2015/9/8/chartex" xmlns:cx2="http://schemas.microsoft.com/office/drawing/2015/10/21/chartex" xmlns:cx3="http://schemas.microsoft.com/office/drawing/2016/5/9/chartex" xmlns:cx4="http://schemas.microsoft.com/office/drawing/2016/5/10/chartex" xmlns:cx5="http://schemas.microsoft.com/office/drawing/2016/5/11/chartex" xmlns:cx6="http://schemas.microsoft.com/office/drawing/2016/5/12/chartex" xmlns:cx7="http://schemas.microsoft.com/office/drawing/2016/5/13/chartex" xmlns:cx8="http://schemas.microsoft.com/office/drawing/2016/5/14/chartex" xmlns:mc="http://schemas.openxmlformats.org/markup-compatibility/2006" xmlns:m="http://schemas.openxmlformats.org/officeDocument/2006/math" xmlns:aink="http://schemas.microsoft.com/office/drawing/2016/ink" xmlns:am3d="http://schemas.microsoft.com/office/drawing/2017/model3d" xmlns:oel="http://schemas.microsoft.com/office/2019/extlst" xmlns:r="http://schemas.openxmlformats.org/officeDocument/2006/relationships" xmlns:wp14="http://schemas.microsoft.com/office/word/2010/wordprocessingDrawing" xmlns:wp="http://schemas.openxmlformats.org/drawingml/2006/wordprocessingDrawing" xmlns:wpg="http://schemas.microsoft.com/office/word/2010/wordprocessingGroup" xmlns:wpi="http://schemas.microsoft.com/office/word/2010/wordprocessingInk" xmlns:wps="http://schemas.microsoft.com/office/word/2010/wordprocessingShape" xmlns:o="urn:schemas-microsoft-com:office:office" xmlns:v="urn:schemas-microsoft-com:vml" xmlns:w10="urn:schemas-microsoft-com:office:word" xmlns:w="http://schemas.openxmlformats.org/wordprocessingml/2006/main" xmlns:w14="http://schemas.microsoft.com/office/word/2010/wordml" xmlns:w15="http://schemas.microsoft.com/office/word/2012/wordml" xmlns:w16cei="http://schemas.microsoft.com/office/word/2026/wordml/cei" xmlns:w16cex="http://schemas.microsoft.com/office/word/2018/wordml/cex" xmlns:w16cid="http://schemas.microsoft.com/office/word/2016/wordml/cid" xmlns:w16="http://schemas.microsoft.com/office/word/2018/wordml" xmlns:w16sdtdh="http://schemas.microsoft.com/office/word/2020/wordml/sdtdatahash" xmlns:w16sdtfl="http://schemas.microsoft.com/office/word/2024/wordml/sdtformatlock" xmlns:w16se="http://schemas.microsoft.com/office/word/2015/wordml/symex" xmlns:w16du="http://schemas.microsoft.com/office/word/2023/wordml/word16du" xmlns:wne="http://schemas.microsoft.com/office/word/2006/wordml" mc:Ignorable="w14 w15 w16se w16cid w16 w16cex w16sdtdh w16sdtfl w16du wp14">
+<w:ftr xmlns:wpc="http://schemas.microsoft.com/office/word/2010/wordprocessingCanvas" xmlns:cx="http://schemas.microsoft.com/office/drawing/2014/chartex" xmlns:cx1="http://schemas.microsoft.com/office/drawing/2015/9/8/chartex" xmlns:cx2="http://schemas.microsoft.com/office/drawing/2015/10/21/chartex" xmlns:cx3="http://schemas.microsoft.com/office/drawing/2016/5/9/chartex" xmlns:cx4="http://schemas.microsoft.com/office/drawing/2016/5/10/chartex" xmlns:cx5="http://schemas.microsoft.com/office/drawing/2016/5/11/chartex" xmlns:cx6="http://schemas.microsoft.com/office/drawing/2016/5/12/chartex" xmlns:cx7="http://schemas.microsoft.com/office/drawing/2016/5/13/chartex" xmlns:cx8="http://schemas.microsoft.com/office/drawing/2016/5/14/chartex" xmlns:mc="http://schemas.openxmlformats.org/markup-compatibility/2006" xmlns:m="http://schemas.openxmlformats.org/officeDocument/2006/math" xmlns:aink="http://schemas.microsoft.com/office/drawing/2016/ink" xmlns:am3d="http://schemas.microsoft.com/office/drawing/2017/model3d" xmlns:oel="http://schemas.microsoft.com/office/2019/extlst" xmlns:r="http://schemas.openxmlformats.org/officeDocument/2006/relationships" xmlns:wp14="http://schemas.microsoft.com/office/word/2010/wordprocessingDrawing" xmlns:wp="http://schemas.openxmlformats.org/drawingml/2006/wordprocessingDrawing" xmlns:wpg="http://schemas.microsoft.com/office/word/2010/wordprocessingGroup" xmlns:wpi="http://schemas.microsoft.com/office/word/2010/wordprocessingInk" xmlns:wps="http://schemas.microsoft.com/office/word/2010/wordprocessingShape" xmlns:o="urn:schemas-microsoft-com:office:office" xmlns:v="urn:schemas-microsoft-com:vml" xmlns:w10="urn:schemas-microsoft-com:office:word" xmlns:w="http://schemas.openxmlformats.org/wordprocessingml/2006/main" xmlns:w14="http://schemas.microsoft.com/office/word/2010/wordml" xmlns:w15="http://schemas.microsoft.com/office/word/2012/wordml" xmlns:w16cex="http://schemas.microsoft.com/office/word/2018/wordml/cex" xmlns:w16cid="http://schemas.microsoft.com/office/word/2016/wordml/cid" xmlns:w16="http://schemas.microsoft.com/office/word/2018/wordml" xmlns:w16sdtdh="http://schemas.microsoft.com/office/word/2020/wordml/sdtdatahash" xmlns:w16sdtfl="http://schemas.microsoft.com/office/word/2024/wordml/sdtformatlock" xmlns:w16se="http://schemas.microsoft.com/office/word/2015/wordml/symex" xmlns:w16du="http://schemas.microsoft.com/office/word/2023/wordml/word16du" xmlns:wne="http://schemas.microsoft.com/office/word/2006/wordml" mc:Ignorable="w14 w15 w16se w16cid w16 w16cex w16sdtdh w16sdtfl w16du wp14">
   <w:p>
     <w:pPr>
       <w:pStyle w:val="Footer"/>
@@ -6453,7 +6428,7 @@
 </file>
 
 <file path=word/footnotes.xml><?xml version="1.0" encoding="utf-8"?>
-<w:footnotes xmlns:wpc="http://schemas.microsoft.com/office/word/2010/wordprocessingCanvas" xmlns:cx="http://schemas.microsoft.com/office/drawing/2014/chartex" xmlns:cx1="http://schemas.microsoft.com/office/drawing/2015/9/8/chartex" xmlns:cx2="http://schemas.microsoft.com/office/drawing/2015/10/21/chartex" xmlns:cx3="http://schemas.microsoft.com/office/drawing/2016/5/9/chartex" xmlns:cx4="http://schemas.microsoft.com/office/drawing/2016/5/10/chartex" xmlns:cx5="http://schemas.microsoft.com/office/drawing/2016/5/11/chartex" xmlns:cx6="http://schemas.microsoft.com/office/drawing/2016/5/12/chartex" xmlns:cx7="http://schemas.microsoft.com/office/drawing/2016/5/13/chartex" xmlns:cx8="http://schemas.microsoft.com/office/drawing/2016/5/14/chartex" xmlns:mc="http://schemas.openxmlformats.org/markup-compatibility/2006" xmlns:m="http://schemas.openxmlformats.org/officeDocument/2006/math" xmlns:aink="http://schemas.microsoft.com/office/drawing/2016/ink" xmlns:am3d="http://schemas.microsoft.com/office/drawing/2017/model3d" xmlns:oel="http://schemas.microsoft.com/office/2019/extlst" xmlns:r="http://schemas.openxmlformats.org/officeDocument/2006/relationships" xmlns:wp14="http://schemas.microsoft.com/office/word/2010/wordprocessingDrawing" xmlns:wp="http://schemas.openxmlformats.org/drawingml/2006/wordprocessingDrawing" xmlns:wpg="http://schemas.microsoft.com/office/word/2010/wordprocessingGroup" xmlns:wpi="http://schemas.microsoft.com/office/word/2010/wordprocessingInk" xmlns:wps="http://schemas.microsoft.com/office/word/2010/wordprocessingShape" xmlns:o="urn:schemas-microsoft-com:office:office" xmlns:v="urn:schemas-microsoft-com:vml" xmlns:w10="urn:schemas-microsoft-com:office:word" xmlns:w="http://schemas.openxmlformats.org/wordprocessingml/2006/main" xmlns:w14="http://schemas.microsoft.com/office/word/2010/wordml" xmlns:w15="http://schemas.microsoft.com/office/word/2012/wordml" xmlns:w16cei="http://schemas.microsoft.com/office/word/2026/wordml/cei" xmlns:w16cex="http://schemas.microsoft.com/office/word/2018/wordml/cex" xmlns:w16cid="http://schemas.microsoft.com/office/word/2016/wordml/cid" xmlns:w16="http://schemas.microsoft.com/office/word/2018/wordml" xmlns:w16sdtdh="http://schemas.microsoft.com/office/word/2020/wordml/sdtdatahash" xmlns:w16sdtfl="http://schemas.microsoft.com/office/word/2024/wordml/sdtformatlock" xmlns:w16se="http://schemas.microsoft.com/office/word/2015/wordml/symex" xmlns:w16du="http://schemas.microsoft.com/office/word/2023/wordml/word16du" xmlns:wne="http://schemas.microsoft.com/office/word/2006/wordml" mc:Ignorable="w14 w15 w16se w16cid w16 w16cex w16sdtdh w16sdtfl w16du wp14">
+<w:footnotes xmlns:wpc="http://schemas.microsoft.com/office/word/2010/wordprocessingCanvas" xmlns:cx="http://schemas.microsoft.com/office/drawing/2014/chartex" xmlns:cx1="http://schemas.microsoft.com/office/drawing/2015/9/8/chartex" xmlns:cx2="http://schemas.microsoft.com/office/drawing/2015/10/21/chartex" xmlns:cx3="http://schemas.microsoft.com/office/drawing/2016/5/9/chartex" xmlns:cx4="http://schemas.microsoft.com/office/drawing/2016/5/10/chartex" xmlns:cx5="http://schemas.microsoft.com/office/drawing/2016/5/11/chartex" xmlns:cx6="http://schemas.microsoft.com/office/drawing/2016/5/12/chartex" xmlns:cx7="http://schemas.microsoft.com/office/drawing/2016/5/13/chartex" xmlns:cx8="http://schemas.microsoft.com/office/drawing/2016/5/14/chartex" xmlns:mc="http://schemas.openxmlformats.org/markup-compatibility/2006" xmlns:m="http://schemas.openxmlformats.org/officeDocument/2006/math" xmlns:aink="http://schemas.microsoft.com/office/drawing/2016/ink" xmlns:am3d="http://schemas.microsoft.com/office/drawing/2017/model3d" xmlns:oel="http://schemas.microsoft.com/office/2019/extlst" xmlns:r="http://schemas.openxmlformats.org/officeDocument/2006/relationships" xmlns:wp14="http://schemas.microsoft.com/office/word/2010/wordprocessingDrawing" xmlns:wp="http://schemas.openxmlformats.org/drawingml/2006/wordprocessingDrawing" xmlns:wpg="http://schemas.microsoft.com/office/word/2010/wordprocessingGroup" xmlns:wpi="http://schemas.microsoft.com/office/word/2010/wordprocessingInk" xmlns:wps="http://schemas.microsoft.com/office/word/2010/wordprocessingShape" xmlns:o="urn:schemas-microsoft-com:office:office" xmlns:v="urn:schemas-microsoft-com:vml" xmlns:w10="urn:schemas-microsoft-com:office:word" xmlns:w="http://schemas.openxmlformats.org/wordprocessingml/2006/main" xmlns:w14="http://schemas.microsoft.com/office/word/2010/wordml" xmlns:w15="http://schemas.microsoft.com/office/word/2012/wordml" xmlns:w16cex="http://schemas.microsoft.com/office/word/2018/wordml/cex" xmlns:w16cid="http://schemas.microsoft.com/office/word/2016/wordml/cid" xmlns:w16="http://schemas.microsoft.com/office/word/2018/wordml" xmlns:w16sdtdh="http://schemas.microsoft.com/office/word/2020/wordml/sdtdatahash" xmlns:w16sdtfl="http://schemas.microsoft.com/office/word/2024/wordml/sdtformatlock" xmlns:w16se="http://schemas.microsoft.com/office/word/2015/wordml/symex" xmlns:w16du="http://schemas.microsoft.com/office/word/2023/wordml/word16du" xmlns:wne="http://schemas.microsoft.com/office/word/2006/wordml" mc:Ignorable="w14 w15 w16se w16cid w16 w16cex w16sdtdh w16sdtfl w16du wp14">
   <w:footnote w:type="separator" w:id="-1">
     <w:p>
       <w:pPr>
@@ -6478,7 +6453,7 @@
 </file>
 
 <file path=word/header1.xml><?xml version="1.0" encoding="utf-8"?>
-<w:hdr xmlns:wpc="http://schemas.microsoft.com/office/word/2010/wordprocessingCanvas" xmlns:cx="http://schemas.microsoft.com/office/drawing/2014/chartex" xmlns:cx1="http://schemas.microsoft.com/office/drawing/2015/9/8/chartex" xmlns:cx2="http://schemas.microsoft.com/office/drawing/2015/10/21/chartex" xmlns:cx3="http://schemas.microsoft.com/office/drawing/2016/5/9/chartex" xmlns:cx4="http://schemas.microsoft.com/office/drawing/2016/5/10/chartex" xmlns:cx5="http://schemas.microsoft.com/office/drawing/2016/5/11/chartex" xmlns:cx6="http://schemas.microsoft.com/office/drawing/2016/5/12/chartex" xmlns:cx7="http://schemas.microsoft.com/office/drawing/2016/5/13/chartex" xmlns:cx8="http://schemas.microsoft.com/office/drawing/2016/5/14/chartex" xmlns:mc="http://schemas.openxmlformats.org/markup-compatibility/2006" xmlns:m="http://schemas.openxmlformats.org/officeDocument/2006/math" xmlns:aink="http://schemas.microsoft.com/office/drawing/2016/ink" xmlns:am3d="http://schemas.microsoft.com/office/drawing/2017/model3d" xmlns:oel="http://schemas.microsoft.com/office/2019/extlst" xmlns:r="http://schemas.openxmlformats.org/officeDocument/2006/relationships" xmlns:wp14="http://schemas.microsoft.com/office/word/2010/wordprocessingDrawing" xmlns:wp="http://schemas.openxmlformats.org/drawingml/2006/wordprocessingDrawing" xmlns:wpg="http://schemas.microsoft.com/office/word/2010/wordprocessingGroup" xmlns:wpi="http://schemas.microsoft.com/office/word/2010/wordprocessingInk" xmlns:wps="http://schemas.microsoft.com/office/word/2010/wordprocessingShape" xmlns:o="urn:schemas-microsoft-com:office:office" xmlns:v="urn:schemas-microsoft-com:vml" xmlns:w10="urn:schemas-microsoft-com:office:word" xmlns:w="http://schemas.openxmlformats.org/wordprocessingml/2006/main" xmlns:w14="http://schemas.microsoft.com/office/word/2010/wordml" xmlns:w15="http://schemas.microsoft.com/office/word/2012/wordml" xmlns:w16cei="http://schemas.microsoft.com/office/word/2026/wordml/cei" xmlns:w16cex="http://schemas.microsoft.com/office/word/2018/wordml/cex" xmlns:w16cid="http://schemas.microsoft.com/office/word/2016/wordml/cid" xmlns:w16="http://schemas.microsoft.com/office/word/2018/wordml" xmlns:w16sdtdh="http://schemas.microsoft.com/office/word/2020/wordml/sdtdatahash" xmlns:w16sdtfl="http://schemas.microsoft.com/office/word/2024/wordml/sdtformatlock" xmlns:w16se="http://schemas.microsoft.com/office/word/2015/wordml/symex" xmlns:w16du="http://schemas.microsoft.com/office/word/2023/wordml/word16du" xmlns:wne="http://schemas.microsoft.com/office/word/2006/wordml" mc:Ignorable="w14 w15 w16se w16cid w16 w16cex w16sdtdh w16sdtfl w16du wp14">
+<w:hdr xmlns:wpc="http://schemas.microsoft.com/office/word/2010/wordprocessingCanvas" xmlns:cx="http://schemas.microsoft.com/office/drawing/2014/chartex" xmlns:cx1="http://schemas.microsoft.com/office/drawing/2015/9/8/chartex" xmlns:cx2="http://schemas.microsoft.com/office/drawing/2015/10/21/chartex" xmlns:cx3="http://schemas.microsoft.com/office/drawing/2016/5/9/chartex" xmlns:cx4="http://schemas.microsoft.com/office/drawing/2016/5/10/chartex" xmlns:cx5="http://schemas.microsoft.com/office/drawing/2016/5/11/chartex" xmlns:cx6="http://schemas.microsoft.com/office/drawing/2016/5/12/chartex" xmlns:cx7="http://schemas.microsoft.com/office/drawing/2016/5/13/chartex" xmlns:cx8="http://schemas.microsoft.com/office/drawing/2016/5/14/chartex" xmlns:mc="http://schemas.openxmlformats.org/markup-compatibility/2006" xmlns:m="http://schemas.openxmlformats.org/officeDocument/2006/math" xmlns:aink="http://schemas.microsoft.com/office/drawing/2016/ink" xmlns:am3d="http://schemas.microsoft.com/office/drawing/2017/model3d" xmlns:oel="http://schemas.microsoft.com/office/2019/extlst" xmlns:r="http://schemas.openxmlformats.org/officeDocument/2006/relationships" xmlns:wp14="http://schemas.microsoft.com/office/word/2010/wordprocessingDrawing" xmlns:wp="http://schemas.openxmlformats.org/drawingml/2006/wordprocessingDrawing" xmlns:wpg="http://schemas.microsoft.com/office/word/2010/wordprocessingGroup" xmlns:wpi="http://schemas.microsoft.com/office/word/2010/wordprocessingInk" xmlns:wps="http://schemas.microsoft.com/office/word/2010/wordprocessingShape" xmlns:o="urn:schemas-microsoft-com:office:office" xmlns:v="urn:schemas-microsoft-com:vml" xmlns:w10="urn:schemas-microsoft-com:office:word" xmlns:w="http://schemas.openxmlformats.org/wordprocessingml/2006/main" xmlns:w14="http://schemas.microsoft.com/office/word/2010/wordml" xmlns:w15="http://schemas.microsoft.com/office/word/2012/wordml" xmlns:w16cex="http://schemas.microsoft.com/office/word/2018/wordml/cex" xmlns:w16cid="http://schemas.microsoft.com/office/word/2016/wordml/cid" xmlns:w16="http://schemas.microsoft.com/office/word/2018/wordml" xmlns:w16sdtdh="http://schemas.microsoft.com/office/word/2020/wordml/sdtdatahash" xmlns:w16sdtfl="http://schemas.microsoft.com/office/word/2024/wordml/sdtformatlock" xmlns:w16se="http://schemas.microsoft.com/office/word/2015/wordml/symex" xmlns:w16du="http://schemas.microsoft.com/office/word/2023/wordml/word16du" xmlns:wne="http://schemas.microsoft.com/office/word/2006/wordml" mc:Ignorable="w14 w15 w16se w16cid w16 w16cex w16sdtdh w16sdtfl w16du wp14">
   <w:p>
     <w:pPr>
       <w:pStyle w:val="Header"/>
@@ -6488,7 +6463,7 @@
 </file>
 
 <file path=word/header2.xml><?xml version="1.0" encoding="utf-8"?>
-<w:hdr xmlns:wpc="http://schemas.microsoft.com/office/word/2010/wordprocessingCanvas" xmlns:cx="http://schemas.microsoft.com/office/drawing/2014/chartex" xmlns:cx1="http://schemas.microsoft.com/office/drawing/2015/9/8/chartex" xmlns:cx2="http://schemas.microsoft.com/office/drawing/2015/10/21/chartex" xmlns:cx3="http://schemas.microsoft.com/office/drawing/2016/5/9/chartex" xmlns:cx4="http://schemas.microsoft.com/office/drawing/2016/5/10/chartex" xmlns:cx5="http://schemas.microsoft.com/office/drawing/2016/5/11/chartex" xmlns:cx6="http://schemas.microsoft.com/office/drawing/2016/5/12/chartex" xmlns:cx7="http://schemas.microsoft.com/office/drawing/2016/5/13/chartex" xmlns:cx8="http://schemas.microsoft.com/office/drawing/2016/5/14/chartex" xmlns:mc="http://schemas.openxmlformats.org/markup-compatibility/2006" xmlns:m="http://schemas.openxmlformats.org/officeDocument/2006/math" xmlns:aink="http://schemas.microsoft.com/office/drawing/2016/ink" xmlns:am3d="http://schemas.microsoft.com/office/drawing/2017/model3d" xmlns:oel="http://schemas.microsoft.com/office/2019/extlst" xmlns:r="http://schemas.openxmlformats.org/officeDocument/2006/relationships" xmlns:wp14="http://schemas.microsoft.com/office/word/2010/wordprocessingDrawing" xmlns:wp="http://schemas.openxmlformats.org/drawingml/2006/wordprocessingDrawing" xmlns:wpg="http://schemas.microsoft.com/office/word/2010/wordprocessingGroup" xmlns:wpi="http://schemas.microsoft.com/office/word/2010/wordprocessingInk" xmlns:wps="http://schemas.microsoft.com/office/word/2010/wordprocessingShape" xmlns:o="urn:schemas-microsoft-com:office:office" xmlns:v="urn:schemas-microsoft-com:vml" xmlns:w10="urn:schemas-microsoft-com:office:word" xmlns:w="http://schemas.openxmlformats.org/wordprocessingml/2006/main" xmlns:w14="http://schemas.microsoft.com/office/word/2010/wordml" xmlns:w15="http://schemas.microsoft.com/office/word/2012/wordml" xmlns:w16cei="http://schemas.microsoft.com/office/word/2026/wordml/cei" xmlns:w16cex="http://schemas.microsoft.com/office/word/2018/wordml/cex" xmlns:w16cid="http://schemas.microsoft.com/office/word/2016/wordml/cid" xmlns:w16="http://schemas.microsoft.com/office/word/2018/wordml" xmlns:w16sdtdh="http://schemas.microsoft.com/office/word/2020/wordml/sdtdatahash" xmlns:w16sdtfl="http://schemas.microsoft.com/office/word/2024/wordml/sdtformatlock" xmlns:w16se="http://schemas.microsoft.com/office/word/2015/wordml/symex" xmlns:w16du="http://schemas.microsoft.com/office/word/2023/wordml/word16du" xmlns:wne="http://schemas.microsoft.com/office/word/2006/wordml" mc:Ignorable="w14 w15 w16se w16cid w16 w16cex w16sdtdh w16sdtfl w16du wp14">
+<w:hdr xmlns:wpc="http://schemas.microsoft.com/office/word/2010/wordprocessingCanvas" xmlns:cx="http://schemas.microsoft.com/office/drawing/2014/chartex" xmlns:cx1="http://schemas.microsoft.com/office/drawing/2015/9/8/chartex" xmlns:cx2="http://schemas.microsoft.com/office/drawing/2015/10/21/chartex" xmlns:cx3="http://schemas.microsoft.com/office/drawing/2016/5/9/chartex" xmlns:cx4="http://schemas.microsoft.com/office/drawing/2016/5/10/chartex" xmlns:cx5="http://schemas.microsoft.com/office/drawing/2016/5/11/chartex" xmlns:cx6="http://schemas.microsoft.com/office/drawing/2016/5/12/chartex" xmlns:cx7="http://schemas.microsoft.com/office/drawing/2016/5/13/chartex" xmlns:cx8="http://schemas.microsoft.com/office/drawing/2016/5/14/chartex" xmlns:mc="http://schemas.openxmlformats.org/markup-compatibility/2006" xmlns:m="http://schemas.openxmlformats.org/officeDocument/2006/math" xmlns:aink="http://schemas.microsoft.com/office/drawing/2016/ink" xmlns:am3d="http://schemas.microsoft.com/office/drawing/2017/model3d" xmlns:oel="http://schemas.microsoft.com/office/2019/extlst" xmlns:r="http://schemas.openxmlformats.org/officeDocument/2006/relationships" xmlns:wp14="http://schemas.microsoft.com/office/word/2010/wordprocessingDrawing" xmlns:wp="http://schemas.openxmlformats.org/drawingml/2006/wordprocessingDrawing" xmlns:wpg="http://schemas.microsoft.com/office/word/2010/wordprocessingGroup" xmlns:wpi="http://schemas.microsoft.com/office/word/2010/wordprocessingInk" xmlns:wps="http://schemas.microsoft.com/office/word/2010/wordprocessingShape" xmlns:o="urn:schemas-microsoft-com:office:office" xmlns:v="urn:schemas-microsoft-com:vml" xmlns:w10="urn:schemas-microsoft-com:office:word" xmlns:w="http://schemas.openxmlformats.org/wordprocessingml/2006/main" xmlns:w14="http://schemas.microsoft.com/office/word/2010/wordml" xmlns:w15="http://schemas.microsoft.com/office/word/2012/wordml" xmlns:w16cex="http://schemas.microsoft.com/office/word/2018/wordml/cex" xmlns:w16cid="http://schemas.microsoft.com/office/word/2016/wordml/cid" xmlns:w16="http://schemas.microsoft.com/office/word/2018/wordml" xmlns:w16sdtdh="http://schemas.microsoft.com/office/word/2020/wordml/sdtdatahash" xmlns:w16sdtfl="http://schemas.microsoft.com/office/word/2024/wordml/sdtformatlock" xmlns:w16se="http://schemas.microsoft.com/office/word/2015/wordml/symex" xmlns:w16du="http://schemas.microsoft.com/office/word/2023/wordml/word16du" xmlns:wne="http://schemas.microsoft.com/office/word/2006/wordml" mc:Ignorable="w14 w15 w16se w16cid w16 w16cex w16sdtdh w16sdtfl w16du wp14">
   <w:p>
     <w:pPr>
       <w:pStyle w:val="Header"/>
@@ -6498,7 +6473,7 @@
 </file>
 
 <file path=word/header3.xml><?xml version="1.0" encoding="utf-8"?>
-<w:hdr xmlns:wpc="http://schemas.microsoft.com/office/word/2010/wordprocessingCanvas" xmlns:cx="http://schemas.microsoft.com/office/drawing/2014/chartex" xmlns:cx1="http://schemas.microsoft.com/office/drawing/2015/9/8/chartex" xmlns:cx2="http://schemas.microsoft.com/office/drawing/2015/10/21/chartex" xmlns:cx3="http://schemas.microsoft.com/office/drawing/2016/5/9/chartex" xmlns:cx4="http://schemas.microsoft.com/office/drawing/2016/5/10/chartex" xmlns:cx5="http://schemas.microsoft.com/office/drawing/2016/5/11/chartex" xmlns:cx6="http://schemas.microsoft.com/office/drawing/2016/5/12/chartex" xmlns:cx7="http://schemas.microsoft.com/office/drawing/2016/5/13/chartex" xmlns:cx8="http://schemas.microsoft.com/office/drawing/2016/5/14/chartex" xmlns:mc="http://schemas.openxmlformats.org/markup-compatibility/2006" xmlns:m="http://schemas.openxmlformats.org/officeDocument/2006/math" xmlns:aink="http://schemas.microsoft.com/office/drawing/2016/ink" xmlns:am3d="http://schemas.microsoft.com/office/drawing/2017/model3d" xmlns:oel="http://schemas.microsoft.com/office/2019/extlst" xmlns:r="http://schemas.openxmlformats.org/officeDocument/2006/relationships" xmlns:wp14="http://schemas.microsoft.com/office/word/2010/wordprocessingDrawing" xmlns:wp="http://schemas.openxmlformats.org/drawingml/2006/wordprocessingDrawing" xmlns:wpg="http://schemas.microsoft.com/office/word/2010/wordprocessingGroup" xmlns:wpi="http://schemas.microsoft.com/office/word/2010/wordprocessingInk" xmlns:wps="http://schemas.microsoft.com/office/word/2010/wordprocessingShape" xmlns:o="urn:schemas-microsoft-com:office:office" xmlns:v="urn:schemas-microsoft-com:vml" xmlns:w10="urn:schemas-microsoft-com:office:word" xmlns:w="http://schemas.openxmlformats.org/wordprocessingml/2006/main" xmlns:w14="http://schemas.microsoft.com/office/word/2010/wordml" xmlns:w15="http://schemas.microsoft.com/office/word/2012/wordml" xmlns:w16cei="http://schemas.microsoft.com/office/word/2026/wordml/cei" xmlns:w16cex="http://schemas.microsoft.com/office/word/2018/wordml/cex" xmlns:w16cid="http://schemas.microsoft.com/office/word/2016/wordml/cid" xmlns:w16="http://schemas.microsoft.com/office/word/2018/wordml" xmlns:w16sdtdh="http://schemas.microsoft.com/office/word/2020/wordml/sdtdatahash" xmlns:w16sdtfl="http://schemas.microsoft.com/office/word/2024/wordml/sdtformatlock" xmlns:w16se="http://schemas.microsoft.com/office/word/2015/wordml/symex" xmlns:w16du="http://schemas.microsoft.com/office/word/2023/wordml/word16du" xmlns:wne="http://schemas.microsoft.com/office/word/2006/wordml" mc:Ignorable="w14 w15 w16se w16cid w16 w16cex w16sdtdh w16sdtfl w16du wp14">
+<w:hdr xmlns:wpc="http://schemas.microsoft.com/office/word/2010/wordprocessingCanvas" xmlns:cx="http://schemas.microsoft.com/office/drawing/2014/chartex" xmlns:cx1="http://schemas.microsoft.com/office/drawing/2015/9/8/chartex" xmlns:cx2="http://schemas.microsoft.com/office/drawing/2015/10/21/chartex" xmlns:cx3="http://schemas.microsoft.com/office/drawing/2016/5/9/chartex" xmlns:cx4="http://schemas.microsoft.com/office/drawing/2016/5/10/chartex" xmlns:cx5="http://schemas.microsoft.com/office/drawing/2016/5/11/chartex" xmlns:cx6="http://schemas.microsoft.com/office/drawing/2016/5/12/chartex" xmlns:cx7="http://schemas.microsoft.com/office/drawing/2016/5/13/chartex" xmlns:cx8="http://schemas.microsoft.com/office/drawing/2016/5/14/chartex" xmlns:mc="http://schemas.openxmlformats.org/markup-compatibility/2006" xmlns:m="http://schemas.openxmlformats.org/officeDocument/2006/math" xmlns:aink="http://schemas.microsoft.com/office/drawing/2016/ink" xmlns:am3d="http://schemas.microsoft.com/office/drawing/2017/model3d" xmlns:oel="http://schemas.microsoft.com/office/2019/extlst" xmlns:r="http://schemas.openxmlformats.org/officeDocument/2006/relationships" xmlns:wp14="http://schemas.microsoft.com/office/word/2010/wordprocessingDrawing" xmlns:wp="http://schemas.openxmlformats.org/drawingml/2006/wordprocessingDrawing" xmlns:wpg="http://schemas.microsoft.com/office/word/2010/wordprocessingGroup" xmlns:wpi="http://schemas.microsoft.com/office/word/2010/wordprocessingInk" xmlns:wps="http://schemas.microsoft.com/office/word/2010/wordprocessingShape" xmlns:o="urn:schemas-microsoft-com:office:office" xmlns:v="urn:schemas-microsoft-com:vml" xmlns:w10="urn:schemas-microsoft-com:office:word" xmlns:w="http://schemas.openxmlformats.org/wordprocessingml/2006/main" xmlns:w14="http://schemas.microsoft.com/office/word/2010/wordml" xmlns:w15="http://schemas.microsoft.com/office/word/2012/wordml" xmlns:w16cex="http://schemas.microsoft.com/office/word/2018/wordml/cex" xmlns:w16cid="http://schemas.microsoft.com/office/word/2016/wordml/cid" xmlns:w16="http://schemas.microsoft.com/office/word/2018/wordml" xmlns:w16sdtdh="http://schemas.microsoft.com/office/word/2020/wordml/sdtdatahash" xmlns:w16sdtfl="http://schemas.microsoft.com/office/word/2024/wordml/sdtformatlock" xmlns:w16se="http://schemas.microsoft.com/office/word/2015/wordml/symex" xmlns:w16du="http://schemas.microsoft.com/office/word/2023/wordml/word16du" xmlns:wne="http://schemas.microsoft.com/office/word/2006/wordml" mc:Ignorable="w14 w15 w16se w16cid w16 w16cex w16sdtdh w16sdtfl w16du wp14">
   <w:p>
     <w:pPr>
       <w:pStyle w:val="Header"/>
@@ -6508,7 +6483,7 @@
 </file>
 
 <file path=word/numbering.xml><?xml version="1.0" encoding="utf-8"?>
-<w:numbering xmlns:wpc="http://schemas.microsoft.com/office/word/2010/wordprocessingCanvas" xmlns:cx="http://schemas.microsoft.com/office/drawing/2014/chartex" xmlns:cx1="http://schemas.microsoft.com/office/drawing/2015/9/8/chartex" xmlns:cx2="http://schemas.microsoft.com/office/drawing/2015/10/21/chartex" xmlns:cx3="http://schemas.microsoft.com/office/drawing/2016/5/9/chartex" xmlns:cx4="http://schemas.microsoft.com/office/drawing/2016/5/10/chartex" xmlns:cx5="http://schemas.microsoft.com/office/drawing/2016/5/11/chartex" xmlns:cx6="http://schemas.microsoft.com/office/drawing/2016/5/12/chartex" xmlns:cx7="http://schemas.microsoft.com/office/drawing/2016/5/13/chartex" xmlns:cx8="http://schemas.microsoft.com/office/drawing/2016/5/14/chartex" xmlns:mc="http://schemas.openxmlformats.org/markup-compatibility/2006" xmlns:m="http://schemas.openxmlformats.org/officeDocument/2006/math" xmlns:aink="http://schemas.microsoft.com/office/drawing/2016/ink" xmlns:am3d="http://schemas.microsoft.com/office/drawing/2017/model3d" xmlns:oel="http://schemas.microsoft.com/office/2019/extlst" xmlns:r="http://schemas.openxmlformats.org/officeDocument/2006/relationships" xmlns:wp14="http://schemas.microsoft.com/office/word/2010/wordprocessingDrawing" xmlns:wp="http://schemas.openxmlformats.org/drawingml/2006/wordprocessingDrawing" xmlns:wpg="http://schemas.microsoft.com/office/word/2010/wordprocessingGroup" xmlns:wpi="http://schemas.microsoft.com/office/word/2010/wordprocessingInk" xmlns:wps="http://schemas.microsoft.com/office/word/2010/wordprocessingShape" xmlns:o="urn:schemas-microsoft-com:office:office" xmlns:v="urn:schemas-microsoft-com:vml" xmlns:w10="urn:schemas-microsoft-com:office:word" xmlns:w="http://schemas.openxmlformats.org/wordprocessingml/2006/main" xmlns:w14="http://schemas.microsoft.com/office/word/2010/wordml" xmlns:w15="http://schemas.microsoft.com/office/word/2012/wordml" xmlns:w16cei="http://schemas.microsoft.com/office/word/2026/wordml/cei" xmlns:w16cex="http://schemas.microsoft.com/office/word/2018/wordml/cex" xmlns:w16cid="http://schemas.microsoft.com/office/word/2016/wordml/cid" xmlns:w16="http://schemas.microsoft.com/office/word/2018/wordml" xmlns:w16sdtdh="http://schemas.microsoft.com/office/word/2020/wordml/sdtdatahash" xmlns:w16sdtfl="http://schemas.microsoft.com/office/word/2024/wordml/sdtformatlock" xmlns:w16se="http://schemas.microsoft.com/office/word/2015/wordml/symex" xmlns:w16du="http://schemas.microsoft.com/office/word/2023/wordml/word16du" xmlns:wne="http://schemas.microsoft.com/office/word/2006/wordml" mc:Ignorable="w14 w15 w16se w16cid w16 w16cex w16sdtdh w16sdtfl w16du wp14">
+<w:numbering xmlns:wpc="http://schemas.microsoft.com/office/word/2010/wordprocessingCanvas" xmlns:cx="http://schemas.microsoft.com/office/drawing/2014/chartex" xmlns:cx1="http://schemas.microsoft.com/office/drawing/2015/9/8/chartex" xmlns:cx2="http://schemas.microsoft.com/office/drawing/2015/10/21/chartex" xmlns:cx3="http://schemas.microsoft.com/office/drawing/2016/5/9/chartex" xmlns:cx4="http://schemas.microsoft.com/office/drawing/2016/5/10/chartex" xmlns:cx5="http://schemas.microsoft.com/office/drawing/2016/5/11/chartex" xmlns:cx6="http://schemas.microsoft.com/office/drawing/2016/5/12/chartex" xmlns:cx7="http://schemas.microsoft.com/office/drawing/2016/5/13/chartex" xmlns:cx8="http://schemas.microsoft.com/office/drawing/2016/5/14/chartex" xmlns:mc="http://schemas.openxmlformats.org/markup-compatibility/2006" xmlns:m="http://schemas.openxmlformats.org/officeDocument/2006/math" xmlns:aink="http://schemas.microsoft.com/office/drawing/2016/ink" xmlns:am3d="http://schemas.microsoft.com/office/drawing/2017/model3d" xmlns:oel="http://schemas.microsoft.com/office/2019/extlst" xmlns:r="http://schemas.openxmlformats.org/officeDocument/2006/relationships" xmlns:wp14="http://schemas.microsoft.com/office/word/2010/wordprocessingDrawing" xmlns:wp="http://schemas.openxmlformats.org/drawingml/2006/wordprocessingDrawing" xmlns:wpg="http://schemas.microsoft.com/office/word/2010/wordprocessingGroup" xmlns:wpi="http://schemas.microsoft.com/office/word/2010/wordprocessingInk" xmlns:wps="http://schemas.microsoft.com/office/word/2010/wordprocessingShape" xmlns:o="urn:schemas-microsoft-com:office:office" xmlns:v="urn:schemas-microsoft-com:vml" xmlns:w10="urn:schemas-microsoft-com:office:word" xmlns:w="http://schemas.openxmlformats.org/wordprocessingml/2006/main" xmlns:w14="http://schemas.microsoft.com/office/word/2010/wordml" xmlns:w15="http://schemas.microsoft.com/office/word/2012/wordml" xmlns:w16cex="http://schemas.microsoft.com/office/word/2018/wordml/cex" xmlns:w16cid="http://schemas.microsoft.com/office/word/2016/wordml/cid" xmlns:w16="http://schemas.microsoft.com/office/word/2018/wordml" xmlns:w16sdtdh="http://schemas.microsoft.com/office/word/2020/wordml/sdtdatahash" xmlns:w16sdtfl="http://schemas.microsoft.com/office/word/2024/wordml/sdtformatlock" xmlns:w16se="http://schemas.microsoft.com/office/word/2015/wordml/symex" xmlns:w16du="http://schemas.microsoft.com/office/word/2023/wordml/word16du" xmlns:wne="http://schemas.microsoft.com/office/word/2006/wordml" mc:Ignorable="w14 w15 w16se w16cid w16 w16cex w16sdtdh w16sdtfl w16du wp14">
   <w:abstractNum w:abstractNumId="0" w15:restartNumberingAfterBreak="0">
     <w:nsid w:val="4A7C3C8E"/>
     <w:multiLevelType w:val="multilevel"/>
